--- a/GA1_LPVT/GA1-LPVT.docx
+++ b/GA1_LPVT/GA1-LPVT.docx
@@ -4,6 +4,8 @@
   <w:body>
     <w:p>
       <w:pPr>
+        <w:ind w:left="708" w:firstLine="708"/>
+        <w:jc w:val="center"/>
         <w:rPr>
           <w:lang w:val="es-MX"/>
         </w:rPr>
@@ -17,6 +19,7 @@
     </w:p>
     <w:p>
       <w:pPr>
+        <w:jc w:val="center"/>
         <w:rPr>
           <w:lang w:val="es-MX"/>
         </w:rPr>
@@ -59,11 +62,47 @@
     <w:p>
       <w:pPr>
         <w:rPr>
-          <w:lang w:val="es-MX"/>
-        </w:rPr>
-      </w:pPr>
-      <w:r>
-        <w:rPr>
+          <w:i/>
+          <w:iCs/>
+          <w:lang w:val="es-MX"/>
+        </w:rPr>
+      </w:pPr>
+      <w:r>
+        <w:rPr>
+          <w:b/>
+          <w:bCs/>
+          <w:i/>
+          <w:iCs/>
+          <w:lang w:val="es-MX"/>
+        </w:rPr>
+        <w:t>Ejercicio 1:</w:t>
+      </w:r>
+      <w:r>
+        <w:rPr>
+          <w:i/>
+          <w:iCs/>
+          <w:lang w:val="es-MX"/>
+        </w:rPr>
+        <w:t xml:space="preserve"> </w:t>
+      </w:r>
+      <w:r>
+        <w:rPr>
+          <w:i/>
+          <w:iCs/>
+          <w:lang w:val="es-MX"/>
+        </w:rPr>
+        <w:t>Mi información personal</w:t>
+      </w:r>
+    </w:p>
+    <w:p>
+      <w:pPr>
+        <w:rPr>
+          <w:lang w:val="es-MX"/>
+        </w:rPr>
+      </w:pPr>
+      <w:r>
+        <w:rPr>
+          <w:noProof/>
           <w:lang w:val="es-MX"/>
         </w:rPr>
         <w:drawing>
@@ -106,14 +145,70 @@
     <w:p>
       <w:pPr>
         <w:rPr>
-          <w:lang w:val="es-MX"/>
-        </w:rPr>
-      </w:pPr>
-      <w:r>
-        <w:rPr>
+          <w:i/>
+          <w:iCs/>
+          <w:lang w:val="es-MX"/>
+        </w:rPr>
+      </w:pPr>
+      <w:r>
+        <w:rPr>
+          <w:b/>
+          <w:bCs/>
+          <w:i/>
+          <w:iCs/>
           <w:lang w:val="es-MX"/>
         </w:rPr>
         <w:lastRenderedPageBreak/>
+        <w:t xml:space="preserve">Ejercicio </w:t>
+      </w:r>
+      <w:r>
+        <w:rPr>
+          <w:b/>
+          <w:bCs/>
+          <w:i/>
+          <w:iCs/>
+          <w:lang w:val="es-MX"/>
+        </w:rPr>
+        <w:t>2</w:t>
+      </w:r>
+      <w:r>
+        <w:rPr>
+          <w:b/>
+          <w:bCs/>
+          <w:i/>
+          <w:iCs/>
+          <w:lang w:val="es-MX"/>
+        </w:rPr>
+        <w:t>:</w:t>
+      </w:r>
+      <w:r>
+        <w:rPr>
+          <w:i/>
+          <w:iCs/>
+          <w:lang w:val="es-MX"/>
+        </w:rPr>
+        <w:t xml:space="preserve"> </w:t>
+      </w:r>
+      <w:r>
+        <w:rPr>
+          <w:i/>
+          <w:iCs/>
+          <w:lang w:val="es-MX"/>
+        </w:rPr>
+        <w:t>Edad y años futuros</w:t>
+      </w:r>
+    </w:p>
+    <w:p>
+      <w:pPr>
+        <w:rPr>
+          <w:lang w:val="es-MX"/>
+        </w:rPr>
+      </w:pPr>
+      <w:r>
+        <w:rPr>
+          <w:noProof/>
+          <w:lang w:val="es-MX"/>
+        </w:rPr>
         <w:drawing>
           <wp:inline distT="0" distB="0" distL="0" distR="0" wp14:anchorId="74B29D61" wp14:editId="034C7659">
             <wp:extent cx="4982270" cy="7344800"/>
@@ -154,18 +249,103 @@
     <w:p>
       <w:pPr>
         <w:rPr>
-          <w:lang w:val="es-MX"/>
-        </w:rPr>
-      </w:pPr>
-      <w:r>
-        <w:rPr>
+          <w:b/>
+          <w:bCs/>
+          <w:i/>
+          <w:iCs/>
+          <w:lang w:val="es-MX"/>
+        </w:rPr>
+      </w:pPr>
+    </w:p>
+    <w:p>
+      <w:pPr>
+        <w:rPr>
+          <w:b/>
+          <w:bCs/>
+          <w:i/>
+          <w:iCs/>
+          <w:lang w:val="es-MX"/>
+        </w:rPr>
+      </w:pPr>
+    </w:p>
+    <w:p>
+      <w:pPr>
+        <w:rPr>
+          <w:b/>
+          <w:bCs/>
+          <w:i/>
+          <w:iCs/>
+          <w:lang w:val="es-MX"/>
+        </w:rPr>
+      </w:pPr>
+    </w:p>
+    <w:p>
+      <w:pPr>
+        <w:rPr>
+          <w:b/>
+          <w:bCs/>
+          <w:i/>
+          <w:iCs/>
+          <w:lang w:val="es-MX"/>
+        </w:rPr>
+      </w:pPr>
+    </w:p>
+    <w:p>
+      <w:pPr>
+        <w:rPr>
+          <w:i/>
+          <w:iCs/>
+          <w:lang w:val="es-MX"/>
+        </w:rPr>
+      </w:pPr>
+      <w:r>
+        <w:rPr>
+          <w:b/>
+          <w:bCs/>
+          <w:i/>
+          <w:iCs/>
           <w:lang w:val="es-MX"/>
         </w:rPr>
         <w:lastRenderedPageBreak/>
+        <w:t xml:space="preserve">Ejercicio </w:t>
+      </w:r>
+      <w:r>
+        <w:rPr>
+          <w:b/>
+          <w:bCs/>
+          <w:i/>
+          <w:iCs/>
+          <w:lang w:val="es-MX"/>
+        </w:rPr>
+        <w:t>3</w:t>
+      </w:r>
+      <w:r>
+        <w:rPr>
+          <w:b/>
+          <w:bCs/>
+          <w:i/>
+          <w:iCs/>
+          <w:lang w:val="es-MX"/>
+        </w:rPr>
+        <w:t>:</w:t>
+      </w:r>
+      <w:r>
+        <w:rPr>
+          <w:i/>
+          <w:iCs/>
+          <w:lang w:val="es-MX"/>
+        </w:rPr>
+        <w:t xml:space="preserve"> Cálculo del total de libros</w:t>
+      </w:r>
+      <w:r>
+        <w:rPr>
+          <w:noProof/>
+          <w:lang w:val="es-MX"/>
+        </w:rPr>
         <w:drawing>
-          <wp:inline distT="0" distB="0" distL="0" distR="0" wp14:anchorId="2D6FD388" wp14:editId="3612DE0D">
-            <wp:extent cx="4925112" cy="7363853"/>
-            <wp:effectExtent l="0" t="0" r="8890" b="8890"/>
+          <wp:inline distT="0" distB="0" distL="0" distR="0" wp14:anchorId="052621A4" wp14:editId="35790F1E">
+            <wp:extent cx="4924425" cy="6972300"/>
+            <wp:effectExtent l="0" t="0" r="9525" b="0"/>
             <wp:docPr id="1036229457" name="Imagen 1"/>
             <wp:cNvGraphicFramePr>
               <a:graphicFrameLocks xmlns:a="http://schemas.openxmlformats.org/drawingml/2006/main" noChangeAspect="1"/>
@@ -186,7 +366,7 @@
                   <pic:spPr>
                     <a:xfrm>
                       <a:off x="0" y="0"/>
-                      <a:ext cx="4925112" cy="7363853"/>
+                      <a:ext cx="4927232" cy="6976275"/>
                     </a:xfrm>
                     <a:prstGeom prst="rect">
                       <a:avLst/>
@@ -198,13 +378,124 @@
           </wp:inline>
         </w:drawing>
       </w:r>
-      <w:r>
-        <w:rPr>
+    </w:p>
+    <w:p>
+      <w:pPr>
+        <w:rPr>
+          <w:i/>
+          <w:iCs/>
+          <w:lang w:val="es-MX"/>
+        </w:rPr>
+      </w:pPr>
+    </w:p>
+    <w:p>
+      <w:pPr>
+        <w:rPr>
+          <w:i/>
+          <w:iCs/>
+          <w:lang w:val="es-MX"/>
+        </w:rPr>
+      </w:pPr>
+    </w:p>
+    <w:p>
+      <w:pPr>
+        <w:rPr>
+          <w:i/>
+          <w:iCs/>
+          <w:lang w:val="es-MX"/>
+        </w:rPr>
+      </w:pPr>
+    </w:p>
+    <w:p>
+      <w:pPr>
+        <w:rPr>
+          <w:i/>
+          <w:iCs/>
+          <w:lang w:val="es-MX"/>
+        </w:rPr>
+      </w:pPr>
+    </w:p>
+    <w:p>
+      <w:pPr>
+        <w:rPr>
+          <w:i/>
+          <w:iCs/>
+          <w:lang w:val="es-MX"/>
+        </w:rPr>
+      </w:pPr>
+    </w:p>
+    <w:p>
+      <w:pPr>
+        <w:rPr>
+          <w:i/>
+          <w:iCs/>
+          <w:lang w:val="es-MX"/>
+        </w:rPr>
+      </w:pPr>
+    </w:p>
+    <w:p>
+      <w:pPr>
+        <w:rPr>
+          <w:i/>
+          <w:iCs/>
+          <w:lang w:val="es-MX"/>
+        </w:rPr>
+      </w:pPr>
+      <w:r>
+        <w:rPr>
+          <w:b/>
+          <w:bCs/>
+          <w:i/>
+          <w:iCs/>
           <w:lang w:val="es-MX"/>
         </w:rPr>
         <w:lastRenderedPageBreak/>
+        <w:t xml:space="preserve">Ejercicio </w:t>
+      </w:r>
+      <w:r>
+        <w:rPr>
+          <w:b/>
+          <w:bCs/>
+          <w:i/>
+          <w:iCs/>
+          <w:lang w:val="es-MX"/>
+        </w:rPr>
+        <w:t>4</w:t>
+      </w:r>
+      <w:r>
+        <w:rPr>
+          <w:b/>
+          <w:bCs/>
+          <w:i/>
+          <w:iCs/>
+          <w:lang w:val="es-MX"/>
+        </w:rPr>
+        <w:t>:</w:t>
+      </w:r>
+      <w:r>
+        <w:rPr>
+          <w:i/>
+          <w:iCs/>
+          <w:lang w:val="es-MX"/>
+        </w:rPr>
+        <w:t xml:space="preserve"> Precio de productos</w:t>
+      </w:r>
+    </w:p>
+    <w:p>
+      <w:pPr>
+        <w:rPr>
+          <w:i/>
+          <w:iCs/>
+          <w:lang w:val="es-MX"/>
+        </w:rPr>
+      </w:pPr>
+      <w:r>
+        <w:rPr>
+          <w:noProof/>
+          <w:lang w:val="es-MX"/>
+        </w:rPr>
         <w:drawing>
-          <wp:inline distT="0" distB="0" distL="0" distR="0" wp14:anchorId="628C7AD0" wp14:editId="42506B55">
+          <wp:inline distT="0" distB="0" distL="0" distR="0" wp14:anchorId="23A44495" wp14:editId="6FE7CFE8">
             <wp:extent cx="3801005" cy="7440063"/>
             <wp:effectExtent l="0" t="0" r="9525" b="8890"/>
             <wp:docPr id="1295127587" name="Imagen 1"/>
@@ -239,16 +530,108 @@
           </wp:inline>
         </w:drawing>
       </w:r>
-      <w:r>
-        <w:rPr>
+    </w:p>
+    <w:p>
+      <w:pPr>
+        <w:rPr>
+          <w:i/>
+          <w:iCs/>
+          <w:lang w:val="es-MX"/>
+        </w:rPr>
+      </w:pPr>
+    </w:p>
+    <w:p>
+      <w:pPr>
+        <w:rPr>
+          <w:i/>
+          <w:iCs/>
+          <w:lang w:val="es-MX"/>
+        </w:rPr>
+      </w:pPr>
+    </w:p>
+    <w:p>
+      <w:pPr>
+        <w:rPr>
+          <w:i/>
+          <w:iCs/>
+          <w:lang w:val="es-MX"/>
+        </w:rPr>
+      </w:pPr>
+    </w:p>
+    <w:p>
+      <w:pPr>
+        <w:rPr>
+          <w:i/>
+          <w:iCs/>
+          <w:lang w:val="es-MX"/>
+        </w:rPr>
+      </w:pPr>
+    </w:p>
+    <w:p>
+      <w:pPr>
+        <w:rPr>
+          <w:i/>
+          <w:iCs/>
+          <w:lang w:val="es-MX"/>
+        </w:rPr>
+      </w:pPr>
+      <w:r>
+        <w:rPr>
+          <w:b/>
+          <w:bCs/>
+          <w:i/>
+          <w:iCs/>
           <w:lang w:val="es-MX"/>
         </w:rPr>
         <w:lastRenderedPageBreak/>
+        <w:t xml:space="preserve">Ejercicio </w:t>
+      </w:r>
+      <w:r>
+        <w:rPr>
+          <w:b/>
+          <w:bCs/>
+          <w:i/>
+          <w:iCs/>
+          <w:lang w:val="es-MX"/>
+        </w:rPr>
+        <w:t>5</w:t>
+      </w:r>
+      <w:r>
+        <w:rPr>
+          <w:b/>
+          <w:bCs/>
+          <w:i/>
+          <w:iCs/>
+          <w:lang w:val="es-MX"/>
+        </w:rPr>
+        <w:t>:</w:t>
+      </w:r>
+      <w:r>
+        <w:rPr>
+          <w:i/>
+          <w:iCs/>
+          <w:lang w:val="es-MX"/>
+        </w:rPr>
+        <w:t xml:space="preserve"> Calificación promedio</w:t>
+      </w:r>
+    </w:p>
+    <w:p>
+      <w:pPr>
+        <w:rPr>
+          <w:i/>
+          <w:iCs/>
+          <w:lang w:val="es-MX"/>
+        </w:rPr>
+      </w:pPr>
+      <w:r>
+        <w:rPr>
+          <w:lang w:val="es-MX"/>
+        </w:rPr>
         <w:drawing>
-          <wp:inline distT="0" distB="0" distL="0" distR="0" wp14:anchorId="18A66A6D" wp14:editId="434DA06E">
-            <wp:extent cx="4153480" cy="7411484"/>
-            <wp:effectExtent l="0" t="0" r="0" b="0"/>
-            <wp:docPr id="1232506081" name="Imagen 1"/>
+          <wp:inline distT="0" distB="0" distL="0" distR="0" wp14:anchorId="4A5D095E" wp14:editId="6E3D307D">
+            <wp:extent cx="4544059" cy="7725853"/>
+            <wp:effectExtent l="0" t="0" r="9525" b="8890"/>
+            <wp:docPr id="142197156" name="Imagen 1"/>
             <wp:cNvGraphicFramePr>
               <a:graphicFrameLocks xmlns:a="http://schemas.openxmlformats.org/drawingml/2006/main" noChangeAspect="1"/>
             </wp:cNvGraphicFramePr>
@@ -256,7 +639,7 @@
               <a:graphicData uri="http://schemas.openxmlformats.org/drawingml/2006/picture">
                 <pic:pic xmlns:pic="http://schemas.openxmlformats.org/drawingml/2006/picture">
                   <pic:nvPicPr>
-                    <pic:cNvPr id="1232506081" name=""/>
+                    <pic:cNvPr id="142197156" name=""/>
                     <pic:cNvPicPr/>
                   </pic:nvPicPr>
                   <pic:blipFill>
@@ -268,7 +651,7 @@
                   <pic:spPr>
                     <a:xfrm>
                       <a:off x="0" y="0"/>
-                      <a:ext cx="4153480" cy="7411484"/>
+                      <a:ext cx="4544059" cy="7725853"/>
                     </a:xfrm>
                     <a:prstGeom prst="rect">
                       <a:avLst/>
@@ -280,16 +663,103 @@
           </wp:inline>
         </w:drawing>
       </w:r>
-      <w:r>
-        <w:rPr>
+    </w:p>
+    <w:p>
+      <w:pPr>
+        <w:rPr>
+          <w:b/>
+          <w:bCs/>
+          <w:i/>
+          <w:iCs/>
+          <w:lang w:val="es-MX"/>
+        </w:rPr>
+      </w:pPr>
+    </w:p>
+    <w:p>
+      <w:pPr>
+        <w:rPr>
+          <w:b/>
+          <w:bCs/>
+          <w:i/>
+          <w:iCs/>
+          <w:lang w:val="es-MX"/>
+        </w:rPr>
+      </w:pPr>
+    </w:p>
+    <w:p>
+      <w:pPr>
+        <w:rPr>
+          <w:b/>
+          <w:bCs/>
+          <w:i/>
+          <w:iCs/>
+          <w:lang w:val="es-MX"/>
+        </w:rPr>
+      </w:pPr>
+    </w:p>
+    <w:p>
+      <w:pPr>
+        <w:rPr>
+          <w:i/>
+          <w:iCs/>
+          <w:lang w:val="es-MX"/>
+        </w:rPr>
+      </w:pPr>
+      <w:r>
+        <w:rPr>
+          <w:b/>
+          <w:bCs/>
+          <w:i/>
+          <w:iCs/>
           <w:lang w:val="es-MX"/>
         </w:rPr>
         <w:lastRenderedPageBreak/>
+        <w:t xml:space="preserve">Ejercicio </w:t>
+      </w:r>
+      <w:r>
+        <w:rPr>
+          <w:b/>
+          <w:bCs/>
+          <w:i/>
+          <w:iCs/>
+          <w:lang w:val="es-MX"/>
+        </w:rPr>
+        <w:t>6</w:t>
+      </w:r>
+      <w:r>
+        <w:rPr>
+          <w:b/>
+          <w:bCs/>
+          <w:i/>
+          <w:iCs/>
+          <w:lang w:val="es-MX"/>
+        </w:rPr>
+        <w:t>:</w:t>
+      </w:r>
+      <w:r>
+        <w:rPr>
+          <w:i/>
+          <w:iCs/>
+          <w:lang w:val="es-MX"/>
+        </w:rPr>
+        <w:t xml:space="preserve"> ¿Es mayor de edad?</w:t>
+      </w:r>
+    </w:p>
+    <w:p>
+      <w:pPr>
+        <w:rPr>
+          <w:lang w:val="es-MX"/>
+        </w:rPr>
+      </w:pPr>
+      <w:r>
+        <w:rPr>
+          <w:lang w:val="es-MX"/>
+        </w:rPr>
         <w:drawing>
-          <wp:inline distT="0" distB="0" distL="0" distR="0" wp14:anchorId="41ACCE95" wp14:editId="1D7E1128">
-            <wp:extent cx="4839375" cy="7516274"/>
-            <wp:effectExtent l="0" t="0" r="0" b="8890"/>
-            <wp:docPr id="1102077481" name="Imagen 1"/>
+          <wp:inline distT="0" distB="0" distL="0" distR="0" wp14:anchorId="0BBD5DB6" wp14:editId="7AC0CAC2">
+            <wp:extent cx="4429743" cy="7678222"/>
+            <wp:effectExtent l="0" t="0" r="9525" b="0"/>
+            <wp:docPr id="695375021" name="Imagen 1"/>
             <wp:cNvGraphicFramePr>
               <a:graphicFrameLocks xmlns:a="http://schemas.openxmlformats.org/drawingml/2006/main" noChangeAspect="1"/>
             </wp:cNvGraphicFramePr>
@@ -297,7 +767,7 @@
               <a:graphicData uri="http://schemas.openxmlformats.org/drawingml/2006/picture">
                 <pic:pic xmlns:pic="http://schemas.openxmlformats.org/drawingml/2006/picture">
                   <pic:nvPicPr>
-                    <pic:cNvPr id="1102077481" name=""/>
+                    <pic:cNvPr id="695375021" name=""/>
                     <pic:cNvPicPr/>
                   </pic:nvPicPr>
                   <pic:blipFill>
@@ -309,7 +779,7 @@
                   <pic:spPr>
                     <a:xfrm>
                       <a:off x="0" y="0"/>
-                      <a:ext cx="4839375" cy="7516274"/>
+                      <a:ext cx="4429743" cy="7678222"/>
                     </a:xfrm>
                     <a:prstGeom prst="rect">
                       <a:avLst/>
@@ -325,19 +795,92 @@
     <w:p>
       <w:pPr>
         <w:rPr>
-          <w:lang w:val="es-MX"/>
-        </w:rPr>
-      </w:pPr>
-      <w:r>
-        <w:rPr>
+          <w:b/>
+          <w:bCs/>
+          <w:i/>
+          <w:iCs/>
+          <w:lang w:val="es-MX"/>
+        </w:rPr>
+      </w:pPr>
+    </w:p>
+    <w:p>
+      <w:pPr>
+        <w:rPr>
+          <w:b/>
+          <w:bCs/>
+          <w:i/>
+          <w:iCs/>
+          <w:lang w:val="es-MX"/>
+        </w:rPr>
+      </w:pPr>
+    </w:p>
+    <w:p>
+      <w:pPr>
+        <w:rPr>
+          <w:b/>
+          <w:bCs/>
+          <w:i/>
+          <w:iCs/>
+          <w:lang w:val="es-MX"/>
+        </w:rPr>
+      </w:pPr>
+    </w:p>
+    <w:p>
+      <w:pPr>
+        <w:rPr>
+          <w:i/>
+          <w:iCs/>
+          <w:lang w:val="es-MX"/>
+        </w:rPr>
+      </w:pPr>
+      <w:r>
+        <w:rPr>
+          <w:b/>
+          <w:bCs/>
+          <w:i/>
+          <w:iCs/>
           <w:lang w:val="es-MX"/>
         </w:rPr>
         <w:lastRenderedPageBreak/>
+        <w:t xml:space="preserve">Ejercicio </w:t>
+      </w:r>
+      <w:r>
+        <w:rPr>
+          <w:b/>
+          <w:bCs/>
+          <w:i/>
+          <w:iCs/>
+          <w:lang w:val="es-MX"/>
+        </w:rPr>
+        <w:t>7</w:t>
+      </w:r>
+      <w:r>
+        <w:rPr>
+          <w:b/>
+          <w:bCs/>
+          <w:i/>
+          <w:iCs/>
+          <w:lang w:val="es-MX"/>
+        </w:rPr>
+        <w:t>:</w:t>
+      </w:r>
+      <w:r>
+        <w:rPr>
+          <w:i/>
+          <w:iCs/>
+          <w:lang w:val="es-MX"/>
+        </w:rPr>
+        <w:t xml:space="preserve"> Encender una luz</w:t>
+      </w:r>
+      <w:r>
+        <w:rPr>
+          <w:lang w:val="es-MX"/>
+        </w:rPr>
         <w:drawing>
-          <wp:inline distT="0" distB="0" distL="0" distR="0" wp14:anchorId="03F6306F" wp14:editId="5E699C5C">
-            <wp:extent cx="6858000" cy="5865495"/>
-            <wp:effectExtent l="0" t="0" r="0" b="1905"/>
-            <wp:docPr id="1328870543" name="Imagen 1"/>
+          <wp:inline distT="0" distB="0" distL="0" distR="0" wp14:anchorId="78EC5F72" wp14:editId="267E10E3">
+            <wp:extent cx="6858000" cy="6979920"/>
+            <wp:effectExtent l="0" t="0" r="0" b="0"/>
+            <wp:docPr id="349291086" name="Imagen 1"/>
             <wp:cNvGraphicFramePr>
               <a:graphicFrameLocks xmlns:a="http://schemas.openxmlformats.org/drawingml/2006/main" noChangeAspect="1"/>
             </wp:cNvGraphicFramePr>
@@ -345,7 +888,7 @@
               <a:graphicData uri="http://schemas.openxmlformats.org/drawingml/2006/picture">
                 <pic:pic xmlns:pic="http://schemas.openxmlformats.org/drawingml/2006/picture">
                   <pic:nvPicPr>
-                    <pic:cNvPr id="1328870543" name=""/>
+                    <pic:cNvPr id="349291086" name=""/>
                     <pic:cNvPicPr/>
                   </pic:nvPicPr>
                   <pic:blipFill>
@@ -357,7 +900,7 @@
                   <pic:spPr>
                     <a:xfrm>
                       <a:off x="0" y="0"/>
-                      <a:ext cx="6858000" cy="5865495"/>
+                      <a:ext cx="6858000" cy="6979920"/>
                     </a:xfrm>
                     <a:prstGeom prst="rect">
                       <a:avLst/>
@@ -369,13 +912,134 @@
           </wp:inline>
         </w:drawing>
       </w:r>
-      <w:r>
-        <w:rPr>
+    </w:p>
+    <w:p>
+      <w:pPr>
+        <w:rPr>
+          <w:b/>
+          <w:bCs/>
+          <w:i/>
+          <w:iCs/>
+          <w:lang w:val="es-MX"/>
+        </w:rPr>
+      </w:pPr>
+    </w:p>
+    <w:p>
+      <w:pPr>
+        <w:rPr>
+          <w:b/>
+          <w:bCs/>
+          <w:i/>
+          <w:iCs/>
+          <w:lang w:val="es-MX"/>
+        </w:rPr>
+      </w:pPr>
+    </w:p>
+    <w:p>
+      <w:pPr>
+        <w:rPr>
+          <w:b/>
+          <w:bCs/>
+          <w:i/>
+          <w:iCs/>
+          <w:lang w:val="es-MX"/>
+        </w:rPr>
+      </w:pPr>
+    </w:p>
+    <w:p>
+      <w:pPr>
+        <w:rPr>
+          <w:b/>
+          <w:bCs/>
+          <w:i/>
+          <w:iCs/>
+          <w:lang w:val="es-MX"/>
+        </w:rPr>
+      </w:pPr>
+    </w:p>
+    <w:p>
+      <w:pPr>
+        <w:rPr>
+          <w:b/>
+          <w:bCs/>
+          <w:i/>
+          <w:iCs/>
+          <w:lang w:val="es-MX"/>
+        </w:rPr>
+      </w:pPr>
+    </w:p>
+    <w:p>
+      <w:pPr>
+        <w:rPr>
+          <w:b/>
+          <w:bCs/>
+          <w:i/>
+          <w:iCs/>
+          <w:lang w:val="es-MX"/>
+        </w:rPr>
+      </w:pPr>
+    </w:p>
+    <w:p>
+      <w:pPr>
+        <w:rPr>
+          <w:i/>
+          <w:iCs/>
+          <w:lang w:val="es-MX"/>
+        </w:rPr>
+      </w:pPr>
+      <w:r>
+        <w:rPr>
+          <w:b/>
+          <w:bCs/>
+          <w:i/>
+          <w:iCs/>
           <w:lang w:val="es-MX"/>
         </w:rPr>
         <w:lastRenderedPageBreak/>
+        <w:t xml:space="preserve">Ejercicio </w:t>
+      </w:r>
+      <w:r>
+        <w:rPr>
+          <w:b/>
+          <w:bCs/>
+          <w:i/>
+          <w:iCs/>
+          <w:lang w:val="es-MX"/>
+        </w:rPr>
+        <w:t>8</w:t>
+      </w:r>
+      <w:r>
+        <w:rPr>
+          <w:b/>
+          <w:bCs/>
+          <w:i/>
+          <w:iCs/>
+          <w:lang w:val="es-MX"/>
+        </w:rPr>
+        <w:t>:</w:t>
+      </w:r>
+      <w:r>
+        <w:rPr>
+          <w:i/>
+          <w:iCs/>
+          <w:lang w:val="es-MX"/>
+        </w:rPr>
+        <w:t xml:space="preserve"> Concatenación de nombres</w:t>
+      </w:r>
+    </w:p>
+    <w:p>
+      <w:pPr>
+        <w:rPr>
+          <w:lang w:val="es-MX"/>
+        </w:rPr>
+      </w:pPr>
+      <w:r>
+        <w:rPr>
+          <w:noProof/>
+          <w:lang w:val="es-MX"/>
+        </w:rPr>
         <w:drawing>
-          <wp:inline distT="0" distB="0" distL="0" distR="0" wp14:anchorId="3D0C6629" wp14:editId="1FB7FDC0">
+          <wp:inline distT="0" distB="0" distL="0" distR="0" wp14:anchorId="3D0C6629" wp14:editId="223AA460">
             <wp:extent cx="4639322" cy="7421011"/>
             <wp:effectExtent l="0" t="0" r="8890" b="8890"/>
             <wp:docPr id="2072917274" name="Imagen 1"/>
@@ -414,14 +1078,106 @@
     <w:p>
       <w:pPr>
         <w:rPr>
-          <w:lang w:val="es-MX"/>
-        </w:rPr>
-      </w:pPr>
-      <w:r>
-        <w:rPr>
+          <w:b/>
+          <w:bCs/>
+          <w:i/>
+          <w:iCs/>
+          <w:lang w:val="es-MX"/>
+        </w:rPr>
+      </w:pPr>
+    </w:p>
+    <w:p>
+      <w:pPr>
+        <w:rPr>
+          <w:b/>
+          <w:bCs/>
+          <w:i/>
+          <w:iCs/>
+          <w:lang w:val="es-MX"/>
+        </w:rPr>
+      </w:pPr>
+    </w:p>
+    <w:p>
+      <w:pPr>
+        <w:rPr>
+          <w:b/>
+          <w:bCs/>
+          <w:i/>
+          <w:iCs/>
+          <w:lang w:val="es-MX"/>
+        </w:rPr>
+      </w:pPr>
+    </w:p>
+    <w:p>
+      <w:pPr>
+        <w:rPr>
+          <w:b/>
+          <w:bCs/>
+          <w:i/>
+          <w:iCs/>
+          <w:lang w:val="es-MX"/>
+        </w:rPr>
+      </w:pPr>
+    </w:p>
+    <w:p>
+      <w:pPr>
+        <w:rPr>
+          <w:i/>
+          <w:iCs/>
+          <w:lang w:val="es-MX"/>
+        </w:rPr>
+      </w:pPr>
+      <w:r>
+        <w:rPr>
+          <w:b/>
+          <w:bCs/>
+          <w:i/>
+          <w:iCs/>
           <w:lang w:val="es-MX"/>
         </w:rPr>
         <w:lastRenderedPageBreak/>
+        <w:t xml:space="preserve">Ejercicio </w:t>
+      </w:r>
+      <w:r>
+        <w:rPr>
+          <w:b/>
+          <w:bCs/>
+          <w:i/>
+          <w:iCs/>
+          <w:lang w:val="es-MX"/>
+        </w:rPr>
+        <w:t>9</w:t>
+      </w:r>
+      <w:r>
+        <w:rPr>
+          <w:b/>
+          <w:bCs/>
+          <w:i/>
+          <w:iCs/>
+          <w:lang w:val="es-MX"/>
+        </w:rPr>
+        <w:t>:</w:t>
+      </w:r>
+      <w:r>
+        <w:rPr>
+          <w:i/>
+          <w:iCs/>
+          <w:lang w:val="es-MX"/>
+        </w:rPr>
+        <w:t xml:space="preserve"> Repetir un mensaje</w:t>
+      </w:r>
+    </w:p>
+    <w:p>
+      <w:pPr>
+        <w:rPr>
+          <w:lang w:val="es-MX"/>
+        </w:rPr>
+      </w:pPr>
+      <w:r>
+        <w:rPr>
+          <w:noProof/>
+          <w:lang w:val="es-MX"/>
+        </w:rPr>
         <w:drawing>
           <wp:inline distT="0" distB="0" distL="0" distR="0" wp14:anchorId="35DEA5EC" wp14:editId="3C26F0F0">
             <wp:extent cx="6858000" cy="6202680"/>
@@ -458,19 +1214,145 @@
           </wp:inline>
         </w:drawing>
       </w:r>
-      <w:r>
-        <w:rPr>
-          <w:lang w:val="es-MX"/>
-        </w:rPr>
-        <w:t>}</w:t>
-      </w:r>
-      <w:r>
-        <w:rPr>
+    </w:p>
+    <w:p>
+      <w:pPr>
+        <w:rPr>
+          <w:lang w:val="es-MX"/>
+        </w:rPr>
+      </w:pPr>
+    </w:p>
+    <w:p>
+      <w:pPr>
+        <w:rPr>
+          <w:lang w:val="es-MX"/>
+        </w:rPr>
+      </w:pPr>
+    </w:p>
+    <w:p>
+      <w:pPr>
+        <w:rPr>
+          <w:lang w:val="es-MX"/>
+        </w:rPr>
+      </w:pPr>
+    </w:p>
+    <w:p>
+      <w:pPr>
+        <w:rPr>
+          <w:lang w:val="es-MX"/>
+        </w:rPr>
+      </w:pPr>
+    </w:p>
+    <w:p>
+      <w:pPr>
+        <w:rPr>
+          <w:lang w:val="es-MX"/>
+        </w:rPr>
+      </w:pPr>
+    </w:p>
+    <w:p>
+      <w:pPr>
+        <w:rPr>
+          <w:lang w:val="es-MX"/>
+        </w:rPr>
+      </w:pPr>
+    </w:p>
+    <w:p>
+      <w:pPr>
+        <w:rPr>
+          <w:lang w:val="es-MX"/>
+        </w:rPr>
+      </w:pPr>
+    </w:p>
+    <w:p>
+      <w:pPr>
+        <w:rPr>
+          <w:lang w:val="es-MX"/>
+        </w:rPr>
+      </w:pPr>
+    </w:p>
+    <w:p>
+      <w:pPr>
+        <w:rPr>
+          <w:i/>
+          <w:iCs/>
+          <w:lang w:val="es-MX"/>
+        </w:rPr>
+      </w:pPr>
+      <w:r>
+        <w:rPr>
+          <w:b/>
+          <w:bCs/>
+          <w:i/>
+          <w:iCs/>
           <w:lang w:val="es-MX"/>
         </w:rPr>
         <w:lastRenderedPageBreak/>
+        <w:t>Ejercicio 1</w:t>
+      </w:r>
+      <w:r>
+        <w:rPr>
+          <w:b/>
+          <w:bCs/>
+          <w:i/>
+          <w:iCs/>
+          <w:lang w:val="es-MX"/>
+        </w:rPr>
+        <w:t>0</w:t>
+      </w:r>
+      <w:r>
+        <w:rPr>
+          <w:b/>
+          <w:bCs/>
+          <w:i/>
+          <w:iCs/>
+          <w:lang w:val="es-MX"/>
+        </w:rPr>
+        <w:t>:</w:t>
+      </w:r>
+      <w:r>
+        <w:rPr>
+          <w:i/>
+          <w:iCs/>
+          <w:lang w:val="es-MX"/>
+        </w:rPr>
+        <w:t xml:space="preserve"> Convertir de </w:t>
+      </w:r>
+      <w:proofErr w:type="spellStart"/>
+      <w:r>
+        <w:rPr>
+          <w:i/>
+          <w:iCs/>
+          <w:lang w:val="es-MX"/>
+        </w:rPr>
+        <w:t>int</w:t>
+      </w:r>
+      <w:proofErr w:type="spellEnd"/>
+      <w:r>
+        <w:rPr>
+          <w:i/>
+          <w:iCs/>
+          <w:lang w:val="es-MX"/>
+        </w:rPr>
+        <w:t xml:space="preserve"> a </w:t>
+      </w:r>
+      <w:proofErr w:type="spellStart"/>
+      <w:r>
+        <w:rPr>
+          <w:i/>
+          <w:iCs/>
+          <w:lang w:val="es-MX"/>
+        </w:rPr>
+        <w:t>float</w:t>
+      </w:r>
+      <w:proofErr w:type="spellEnd"/>
+      <w:r>
+        <w:rPr>
+          <w:noProof/>
+          <w:lang w:val="es-MX"/>
+        </w:rPr>
         <w:drawing>
-          <wp:inline distT="0" distB="0" distL="0" distR="0" wp14:anchorId="58EA96DA" wp14:editId="5A22793C">
+          <wp:inline distT="0" distB="0" distL="0" distR="0" wp14:anchorId="0C350B3A" wp14:editId="720AC32E">
             <wp:extent cx="6858000" cy="6158230"/>
             <wp:effectExtent l="0" t="0" r="0" b="0"/>
             <wp:docPr id="1339261384" name="Imagen 1"/>
@@ -505,13 +1387,177 @@
           </wp:inline>
         </w:drawing>
       </w:r>
-      <w:r>
-        <w:rPr>
+    </w:p>
+    <w:p>
+      <w:pPr>
+        <w:rPr>
+          <w:b/>
+          <w:bCs/>
+          <w:i/>
+          <w:iCs/>
+          <w:lang w:val="es-MX"/>
+        </w:rPr>
+      </w:pPr>
+    </w:p>
+    <w:p>
+      <w:pPr>
+        <w:rPr>
+          <w:b/>
+          <w:bCs/>
+          <w:i/>
+          <w:iCs/>
+          <w:lang w:val="es-MX"/>
+        </w:rPr>
+      </w:pPr>
+    </w:p>
+    <w:p>
+      <w:pPr>
+        <w:rPr>
+          <w:b/>
+          <w:bCs/>
+          <w:i/>
+          <w:iCs/>
+          <w:lang w:val="es-MX"/>
+        </w:rPr>
+      </w:pPr>
+    </w:p>
+    <w:p>
+      <w:pPr>
+        <w:rPr>
+          <w:b/>
+          <w:bCs/>
+          <w:i/>
+          <w:iCs/>
+          <w:lang w:val="es-MX"/>
+        </w:rPr>
+      </w:pPr>
+    </w:p>
+    <w:p>
+      <w:pPr>
+        <w:rPr>
+          <w:b/>
+          <w:bCs/>
+          <w:i/>
+          <w:iCs/>
+          <w:lang w:val="es-MX"/>
+        </w:rPr>
+      </w:pPr>
+    </w:p>
+    <w:p>
+      <w:pPr>
+        <w:rPr>
+          <w:b/>
+          <w:bCs/>
+          <w:i/>
+          <w:iCs/>
+          <w:lang w:val="es-MX"/>
+        </w:rPr>
+      </w:pPr>
+    </w:p>
+    <w:p>
+      <w:pPr>
+        <w:rPr>
+          <w:b/>
+          <w:bCs/>
+          <w:i/>
+          <w:iCs/>
+          <w:lang w:val="es-MX"/>
+        </w:rPr>
+      </w:pPr>
+    </w:p>
+    <w:p>
+      <w:pPr>
+        <w:rPr>
+          <w:b/>
+          <w:bCs/>
+          <w:i/>
+          <w:iCs/>
+          <w:lang w:val="es-MX"/>
+        </w:rPr>
+      </w:pPr>
+    </w:p>
+    <w:p>
+      <w:pPr>
+        <w:rPr>
+          <w:i/>
+          <w:iCs/>
+          <w:lang w:val="es-MX"/>
+        </w:rPr>
+      </w:pPr>
+      <w:r>
+        <w:rPr>
+          <w:b/>
+          <w:bCs/>
+          <w:i/>
+          <w:iCs/>
           <w:lang w:val="es-MX"/>
         </w:rPr>
         <w:lastRenderedPageBreak/>
+        <w:t>Ejercicio 1</w:t>
+      </w:r>
+      <w:r>
+        <w:rPr>
+          <w:b/>
+          <w:bCs/>
+          <w:i/>
+          <w:iCs/>
+          <w:lang w:val="es-MX"/>
+        </w:rPr>
+        <w:t>1</w:t>
+      </w:r>
+      <w:r>
+        <w:rPr>
+          <w:b/>
+          <w:bCs/>
+          <w:i/>
+          <w:iCs/>
+          <w:lang w:val="es-MX"/>
+        </w:rPr>
+        <w:t>:</w:t>
+      </w:r>
+      <w:r>
+        <w:rPr>
+          <w:i/>
+          <w:iCs/>
+          <w:lang w:val="es-MX"/>
+        </w:rPr>
+        <w:t xml:space="preserve"> Convertir de </w:t>
+      </w:r>
+      <w:proofErr w:type="spellStart"/>
+      <w:r>
+        <w:rPr>
+          <w:i/>
+          <w:iCs/>
+          <w:lang w:val="es-MX"/>
+        </w:rPr>
+        <w:t>float</w:t>
+      </w:r>
+      <w:proofErr w:type="spellEnd"/>
+      <w:r>
+        <w:rPr>
+          <w:i/>
+          <w:iCs/>
+          <w:lang w:val="es-MX"/>
+        </w:rPr>
+        <w:t xml:space="preserve"> a </w:t>
+      </w:r>
+      <w:proofErr w:type="spellStart"/>
+      <w:r>
+        <w:rPr>
+          <w:i/>
+          <w:iCs/>
+          <w:lang w:val="es-MX"/>
+        </w:rPr>
+        <w:t>int</w:t>
+      </w:r>
+      <w:proofErr w:type="spellEnd"/>
+      <w:r>
+        <w:rPr>
+          <w:noProof/>
+          <w:lang w:val="es-MX"/>
+        </w:rPr>
         <w:drawing>
-          <wp:inline distT="0" distB="0" distL="0" distR="0" wp14:anchorId="3876FE20" wp14:editId="132845FA">
+          <wp:inline distT="0" distB="0" distL="0" distR="0" wp14:anchorId="7706577E" wp14:editId="5A6A5DE7">
             <wp:extent cx="6858000" cy="6283960"/>
             <wp:effectExtent l="0" t="0" r="0" b="2540"/>
             <wp:docPr id="2050193838" name="Imagen 1"/>
@@ -546,13 +1592,167 @@
           </wp:inline>
         </w:drawing>
       </w:r>
-      <w:r>
-        <w:rPr>
+    </w:p>
+    <w:p>
+      <w:pPr>
+        <w:rPr>
+          <w:b/>
+          <w:bCs/>
+          <w:i/>
+          <w:iCs/>
+          <w:lang w:val="es-MX"/>
+        </w:rPr>
+      </w:pPr>
+    </w:p>
+    <w:p>
+      <w:pPr>
+        <w:rPr>
+          <w:b/>
+          <w:bCs/>
+          <w:i/>
+          <w:iCs/>
+          <w:lang w:val="es-MX"/>
+        </w:rPr>
+      </w:pPr>
+    </w:p>
+    <w:p>
+      <w:pPr>
+        <w:rPr>
+          <w:b/>
+          <w:bCs/>
+          <w:i/>
+          <w:iCs/>
+          <w:lang w:val="es-MX"/>
+        </w:rPr>
+      </w:pPr>
+    </w:p>
+    <w:p>
+      <w:pPr>
+        <w:rPr>
+          <w:b/>
+          <w:bCs/>
+          <w:i/>
+          <w:iCs/>
+          <w:lang w:val="es-MX"/>
+        </w:rPr>
+      </w:pPr>
+    </w:p>
+    <w:p>
+      <w:pPr>
+        <w:rPr>
+          <w:b/>
+          <w:bCs/>
+          <w:i/>
+          <w:iCs/>
+          <w:lang w:val="es-MX"/>
+        </w:rPr>
+      </w:pPr>
+    </w:p>
+    <w:p>
+      <w:pPr>
+        <w:rPr>
+          <w:b/>
+          <w:bCs/>
+          <w:i/>
+          <w:iCs/>
+          <w:lang w:val="es-MX"/>
+        </w:rPr>
+      </w:pPr>
+    </w:p>
+    <w:p>
+      <w:pPr>
+        <w:rPr>
+          <w:b/>
+          <w:bCs/>
+          <w:i/>
+          <w:iCs/>
+          <w:lang w:val="es-MX"/>
+        </w:rPr>
+      </w:pPr>
+    </w:p>
+    <w:p>
+      <w:pPr>
+        <w:rPr>
+          <w:b/>
+          <w:bCs/>
+          <w:i/>
+          <w:iCs/>
+          <w:lang w:val="es-MX"/>
+        </w:rPr>
+      </w:pPr>
+    </w:p>
+    <w:p>
+      <w:pPr>
+        <w:rPr>
+          <w:b/>
+          <w:bCs/>
+          <w:i/>
+          <w:iCs/>
+          <w:lang w:val="es-MX"/>
+        </w:rPr>
+      </w:pPr>
+      <w:r>
+        <w:rPr>
+          <w:b/>
+          <w:bCs/>
+          <w:i/>
+          <w:iCs/>
           <w:lang w:val="es-MX"/>
         </w:rPr>
         <w:lastRenderedPageBreak/>
+        <w:t>Ejercicio 1</w:t>
+      </w:r>
+      <w:r>
+        <w:rPr>
+          <w:b/>
+          <w:bCs/>
+          <w:i/>
+          <w:iCs/>
+          <w:lang w:val="es-MX"/>
+        </w:rPr>
+        <w:t>2</w:t>
+      </w:r>
+      <w:r>
+        <w:rPr>
+          <w:b/>
+          <w:bCs/>
+          <w:i/>
+          <w:iCs/>
+          <w:lang w:val="es-MX"/>
+        </w:rPr>
+        <w:t>:</w:t>
+      </w:r>
+      <w:r>
+        <w:rPr>
+          <w:i/>
+          <w:iCs/>
+          <w:lang w:val="es-MX"/>
+        </w:rPr>
+        <w:t xml:space="preserve"> </w:t>
+      </w:r>
+      <w:r>
+        <w:rPr>
+          <w:i/>
+          <w:iCs/>
+          <w:lang w:val="es-MX"/>
+        </w:rPr>
+        <w:t>C</w:t>
+      </w:r>
+      <w:r>
+        <w:rPr>
+          <w:i/>
+          <w:iCs/>
+          <w:lang w:val="es-MX"/>
+        </w:rPr>
+        <w:t>onstante en Python</w:t>
+      </w:r>
+      <w:r>
+        <w:rPr>
+          <w:noProof/>
+          <w:lang w:val="es-MX"/>
+        </w:rPr>
         <w:drawing>
-          <wp:inline distT="0" distB="0" distL="0" distR="0" wp14:anchorId="068D41E0" wp14:editId="481F7905">
+          <wp:inline distT="0" distB="0" distL="0" distR="0" wp14:anchorId="560DD1A2" wp14:editId="49107AD1">
             <wp:extent cx="6858000" cy="6410325"/>
             <wp:effectExtent l="0" t="0" r="0" b="9525"/>
             <wp:docPr id="757352290" name="Imagen 1"/>
@@ -587,11 +1787,143 @@
           </wp:inline>
         </w:drawing>
       </w:r>
-      <w:r>
-        <w:rPr>
+    </w:p>
+    <w:p>
+      <w:pPr>
+        <w:rPr>
+          <w:b/>
+          <w:bCs/>
+          <w:i/>
+          <w:iCs/>
+          <w:lang w:val="es-MX"/>
+        </w:rPr>
+      </w:pPr>
+    </w:p>
+    <w:p>
+      <w:pPr>
+        <w:rPr>
+          <w:b/>
+          <w:bCs/>
+          <w:i/>
+          <w:iCs/>
+          <w:lang w:val="es-MX"/>
+        </w:rPr>
+      </w:pPr>
+    </w:p>
+    <w:p>
+      <w:pPr>
+        <w:rPr>
+          <w:b/>
+          <w:bCs/>
+          <w:i/>
+          <w:iCs/>
+          <w:lang w:val="es-MX"/>
+        </w:rPr>
+      </w:pPr>
+    </w:p>
+    <w:p>
+      <w:pPr>
+        <w:rPr>
+          <w:b/>
+          <w:bCs/>
+          <w:i/>
+          <w:iCs/>
+          <w:lang w:val="es-MX"/>
+        </w:rPr>
+      </w:pPr>
+    </w:p>
+    <w:p>
+      <w:pPr>
+        <w:rPr>
+          <w:b/>
+          <w:bCs/>
+          <w:i/>
+          <w:iCs/>
+          <w:lang w:val="es-MX"/>
+        </w:rPr>
+      </w:pPr>
+    </w:p>
+    <w:p>
+      <w:pPr>
+        <w:rPr>
+          <w:b/>
+          <w:bCs/>
+          <w:i/>
+          <w:iCs/>
+          <w:lang w:val="es-MX"/>
+        </w:rPr>
+      </w:pPr>
+    </w:p>
+    <w:p>
+      <w:pPr>
+        <w:rPr>
+          <w:b/>
+          <w:bCs/>
+          <w:i/>
+          <w:iCs/>
+          <w:lang w:val="es-MX"/>
+        </w:rPr>
+      </w:pPr>
+    </w:p>
+    <w:p>
+      <w:pPr>
+        <w:rPr>
+          <w:i/>
+          <w:iCs/>
+          <w:lang w:val="es-MX"/>
+        </w:rPr>
+      </w:pPr>
+      <w:r>
+        <w:rPr>
+          <w:b/>
+          <w:bCs/>
+          <w:i/>
+          <w:iCs/>
           <w:lang w:val="es-MX"/>
         </w:rPr>
         <w:lastRenderedPageBreak/>
+        <w:t>Ejercicio 1</w:t>
+      </w:r>
+      <w:r>
+        <w:rPr>
+          <w:b/>
+          <w:bCs/>
+          <w:i/>
+          <w:iCs/>
+          <w:lang w:val="es-MX"/>
+        </w:rPr>
+        <w:t>3</w:t>
+      </w:r>
+      <w:r>
+        <w:rPr>
+          <w:b/>
+          <w:bCs/>
+          <w:i/>
+          <w:iCs/>
+          <w:lang w:val="es-MX"/>
+        </w:rPr>
+        <w:t>:</w:t>
+      </w:r>
+      <w:r>
+        <w:rPr>
+          <w:i/>
+          <w:iCs/>
+          <w:lang w:val="es-MX"/>
+        </w:rPr>
+        <w:t xml:space="preserve"> Cálculo de salario con bono e impuesto</w:t>
+      </w:r>
+    </w:p>
+    <w:p>
+      <w:pPr>
+        <w:rPr>
+          <w:lang w:val="es-MX"/>
+        </w:rPr>
+      </w:pPr>
+      <w:r>
+        <w:rPr>
+          <w:noProof/>
+          <w:lang w:val="es-MX"/>
+        </w:rPr>
         <w:drawing>
           <wp:inline distT="0" distB="0" distL="0" distR="0" wp14:anchorId="1C66993C" wp14:editId="2711552F">
             <wp:extent cx="5725324" cy="8383170"/>
@@ -1046,6 +2378,7 @@
   <w:style w:type="paragraph" w:default="1" w:styleId="Normal">
     <w:name w:val="Normal"/>
     <w:qFormat/>
+    <w:rsid w:val="0025554E"/>
   </w:style>
   <w:style w:type="paragraph" w:styleId="Ttulo1">
     <w:name w:val="heading 1"/>
@@ -1249,7 +2582,6 @@
   <w:style w:type="character" w:default="1" w:styleId="Fuentedeprrafopredeter">
     <w:name w:val="Default Paragraph Font"/>
     <w:uiPriority w:val="1"/>
-    <w:semiHidden/>
     <w:unhideWhenUsed/>
   </w:style>
   <w:style w:type="table" w:default="1" w:styleId="Tablanormal">

--- a/GA1_LPVT/GA1-LPVT.docx
+++ b/GA1_LPVT/GA1-LPVT.docx
@@ -4,12 +4,89 @@
   <w:body>
     <w:p>
       <w:pPr>
-        <w:ind w:left="708" w:firstLine="708"/>
         <w:jc w:val="center"/>
         <w:rPr>
           <w:lang w:val="es-MX"/>
         </w:rPr>
       </w:pPr>
+      <w:r>
+        <w:rPr>
+          <w:noProof/>
+          <w:lang w:val="es-MX"/>
+        </w:rPr>
+        <mc:AlternateContent>
+          <mc:Choice Requires="wps">
+            <w:drawing>
+              <wp:anchor distT="0" distB="0" distL="114300" distR="114300" simplePos="0" relativeHeight="251659264" behindDoc="1" locked="0" layoutInCell="1" allowOverlap="1" wp14:anchorId="5867B17A" wp14:editId="6B8986E8">
+                <wp:simplePos x="0" y="0"/>
+                <wp:positionH relativeFrom="column">
+                  <wp:posOffset>-447675</wp:posOffset>
+                </wp:positionH>
+                <wp:positionV relativeFrom="paragraph">
+                  <wp:posOffset>-152400</wp:posOffset>
+                </wp:positionV>
+                <wp:extent cx="7762875" cy="828675"/>
+                <wp:effectExtent l="0" t="0" r="9525" b="9525"/>
+                <wp:wrapNone/>
+                <wp:docPr id="129048707" name="Rectángulo 1"/>
+                <wp:cNvGraphicFramePr/>
+                <a:graphic xmlns:a="http://schemas.openxmlformats.org/drawingml/2006/main">
+                  <a:graphicData uri="http://schemas.microsoft.com/office/word/2010/wordprocessingShape">
+                    <wps:wsp>
+                      <wps:cNvSpPr/>
+                      <wps:spPr>
+                        <a:xfrm>
+                          <a:off x="0" y="0"/>
+                          <a:ext cx="7762875" cy="828675"/>
+                        </a:xfrm>
+                        <a:prstGeom prst="rect">
+                          <a:avLst/>
+                        </a:prstGeom>
+                        <a:solidFill>
+                          <a:schemeClr val="accent1">
+                            <a:lumMod val="40000"/>
+                            <a:lumOff val="60000"/>
+                          </a:schemeClr>
+                        </a:solidFill>
+                        <a:ln>
+                          <a:noFill/>
+                        </a:ln>
+                      </wps:spPr>
+                      <wps:style>
+                        <a:lnRef idx="2">
+                          <a:schemeClr val="accent1">
+                            <a:shade val="15000"/>
+                          </a:schemeClr>
+                        </a:lnRef>
+                        <a:fillRef idx="1">
+                          <a:schemeClr val="accent1"/>
+                        </a:fillRef>
+                        <a:effectRef idx="0">
+                          <a:schemeClr val="accent1"/>
+                        </a:effectRef>
+                        <a:fontRef idx="minor">
+                          <a:schemeClr val="lt1"/>
+                        </a:fontRef>
+                      </wps:style>
+                      <wps:bodyPr rot="0" spcFirstLastPara="0" vertOverflow="overflow" horzOverflow="overflow" vert="horz" wrap="square" lIns="91440" tIns="45720" rIns="91440" bIns="45720" numCol="1" spcCol="0" rtlCol="0" fromWordArt="0" anchor="ctr" anchorCtr="0" forceAA="0" compatLnSpc="1">
+                        <a:prstTxWarp prst="textNoShape">
+                          <a:avLst/>
+                        </a:prstTxWarp>
+                        <a:noAutofit/>
+                      </wps:bodyPr>
+                    </wps:wsp>
+                  </a:graphicData>
+                </a:graphic>
+              </wp:anchor>
+            </w:drawing>
+          </mc:Choice>
+          <mc:Fallback>
+            <w:pict>
+              <v:rect w14:anchorId="045A0515" id="Rectángulo 1" o:spid="_x0000_s1026" style="position:absolute;margin-left:-35.25pt;margin-top:-12pt;width:611.25pt;height:65.25pt;z-index:-251657216;visibility:visible;mso-wrap-style:square;mso-wrap-distance-left:9pt;mso-wrap-distance-top:0;mso-wrap-distance-right:9pt;mso-wrap-distance-bottom:0;mso-position-horizontal:absolute;mso-position-horizontal-relative:text;mso-position-vertical:absolute;mso-position-vertical-relative:text;v-text-anchor:middle" o:gfxdata="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" fillcolor="#b4c6e7 [1300]" stroked="f" strokeweight="1pt"/>
+            </w:pict>
+          </mc:Fallback>
+        </mc:AlternateContent>
+      </w:r>
       <w:r>
         <w:rPr>
           <w:lang w:val="es-MX"/>
@@ -58,6 +135,132 @@
           <w:lang w:val="es-MX"/>
         </w:rPr>
       </w:pPr>
+      <w:r>
+        <w:rPr>
+          <w:noProof/>
+          <w:lang w:val="es-MX"/>
+        </w:rPr>
+        <mc:AlternateContent>
+          <mc:Choice Requires="wps">
+            <w:drawing>
+              <wp:anchor distT="0" distB="0" distL="114300" distR="114300" simplePos="0" relativeHeight="251661312" behindDoc="1" locked="0" layoutInCell="1" allowOverlap="1" wp14:anchorId="736E4C58" wp14:editId="326C30B2">
+                <wp:simplePos x="0" y="0"/>
+                <wp:positionH relativeFrom="page">
+                  <wp:posOffset>0</wp:posOffset>
+                </wp:positionH>
+                <wp:positionV relativeFrom="paragraph">
+                  <wp:posOffset>308610</wp:posOffset>
+                </wp:positionV>
+                <wp:extent cx="7762875" cy="266700"/>
+                <wp:effectExtent l="0" t="0" r="9525" b="0"/>
+                <wp:wrapNone/>
+                <wp:docPr id="1574732945" name="Rectángulo 1"/>
+                <wp:cNvGraphicFramePr/>
+                <a:graphic xmlns:a="http://schemas.openxmlformats.org/drawingml/2006/main">
+                  <a:graphicData uri="http://schemas.microsoft.com/office/word/2010/wordprocessingShape">
+                    <wps:wsp>
+                      <wps:cNvSpPr/>
+                      <wps:spPr>
+                        <a:xfrm>
+                          <a:off x="0" y="0"/>
+                          <a:ext cx="7762875" cy="266700"/>
+                        </a:xfrm>
+                        <a:prstGeom prst="rect">
+                          <a:avLst/>
+                        </a:prstGeom>
+                        <a:solidFill>
+                          <a:schemeClr val="accent1">
+                            <a:lumMod val="40000"/>
+                            <a:lumOff val="60000"/>
+                          </a:schemeClr>
+                        </a:solidFill>
+                        <a:ln>
+                          <a:noFill/>
+                        </a:ln>
+                      </wps:spPr>
+                      <wps:style>
+                        <a:lnRef idx="2">
+                          <a:schemeClr val="accent1">
+                            <a:shade val="15000"/>
+                          </a:schemeClr>
+                        </a:lnRef>
+                        <a:fillRef idx="1">
+                          <a:schemeClr val="accent1"/>
+                        </a:fillRef>
+                        <a:effectRef idx="0">
+                          <a:schemeClr val="accent1"/>
+                        </a:effectRef>
+                        <a:fontRef idx="minor">
+                          <a:schemeClr val="lt1"/>
+                        </a:fontRef>
+                      </wps:style>
+                      <wps:bodyPr rot="0" spcFirstLastPara="0" vertOverflow="overflow" horzOverflow="overflow" vert="horz" wrap="square" lIns="91440" tIns="45720" rIns="91440" bIns="45720" numCol="1" spcCol="0" rtlCol="0" fromWordArt="0" anchor="ctr" anchorCtr="0" forceAA="0" compatLnSpc="1">
+                        <a:prstTxWarp prst="textNoShape">
+                          <a:avLst/>
+                        </a:prstTxWarp>
+                        <a:noAutofit/>
+                      </wps:bodyPr>
+                    </wps:wsp>
+                  </a:graphicData>
+                </a:graphic>
+                <wp14:sizeRelV relativeFrom="margin">
+                  <wp14:pctHeight>0</wp14:pctHeight>
+                </wp14:sizeRelV>
+              </wp:anchor>
+            </w:drawing>
+          </mc:Choice>
+          <mc:Fallback>
+            <w:pict>
+              <v:rect w14:anchorId="62435FD8" id="Rectángulo 1" o:spid="_x0000_s1026" style="position:absolute;margin-left:0;margin-top:24.3pt;width:611.25pt;height:21pt;z-index:-251655168;visibility:visible;mso-wrap-style:square;mso-height-percent:0;mso-wrap-distance-left:9pt;mso-wrap-distance-top:0;mso-wrap-distance-right:9pt;mso-wrap-distance-bottom:0;mso-position-horizontal:absolute;mso-position-horizontal-relative:page;mso-position-vertical:absolute;mso-position-vertical-relative:text;mso-height-percent:0;mso-height-relative:margin;v-text-anchor:middle" o:gfxdata="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" fillcolor="#b4c6e7 [1300]" stroked="f" strokeweight="1pt">
+                <w10:wrap anchorx="page"/>
+              </v:rect>
+            </w:pict>
+          </mc:Fallback>
+        </mc:AlternateContent>
+      </w:r>
+    </w:p>
+    <w:p>
+      <w:pPr>
+        <w:rPr>
+          <w:b/>
+          <w:bCs/>
+          <w:i/>
+          <w:iCs/>
+          <w:lang w:val="es-MX"/>
+        </w:rPr>
+      </w:pPr>
+      <w:r>
+        <w:rPr>
+          <w:b/>
+          <w:bCs/>
+          <w:i/>
+          <w:iCs/>
+          <w:lang w:val="es-MX"/>
+        </w:rPr>
+        <w:t xml:space="preserve">Practicar los tipos de datos: entero, flotante, booleano, </w:t>
+      </w:r>
+      <w:proofErr w:type="spellStart"/>
+      <w:r>
+        <w:rPr>
+          <w:b/>
+          <w:bCs/>
+          <w:i/>
+          <w:iCs/>
+          <w:lang w:val="es-MX"/>
+        </w:rPr>
+        <w:t>string</w:t>
+      </w:r>
+      <w:proofErr w:type="spellEnd"/>
+      <w:r>
+        <w:rPr>
+          <w:b/>
+          <w:bCs/>
+          <w:i/>
+          <w:iCs/>
+          <w:lang w:val="es-MX"/>
+        </w:rPr>
+        <w:t>.</w:t>
+      </w:r>
     </w:p>
     <w:p>
       <w:pPr>
@@ -93,20 +296,13 @@
         </w:rPr>
         <w:t>Mi información personal</w:t>
       </w:r>
-    </w:p>
-    <w:p>
-      <w:pPr>
-        <w:rPr>
-          <w:lang w:val="es-MX"/>
-        </w:rPr>
-      </w:pPr>
       <w:r>
         <w:rPr>
           <w:noProof/>
           <w:lang w:val="es-MX"/>
         </w:rPr>
         <w:drawing>
-          <wp:inline distT="0" distB="0" distL="0" distR="0" wp14:anchorId="6817B85A" wp14:editId="710832F4">
+          <wp:inline distT="0" distB="0" distL="0" distR="0" wp14:anchorId="21C6BF17" wp14:editId="609D8ADB">
             <wp:extent cx="5334744" cy="7630590"/>
             <wp:effectExtent l="0" t="0" r="0" b="8890"/>
             <wp:docPr id="718772348" name="Imagen 1"/>
@@ -145,20 +341,26 @@
     <w:p>
       <w:pPr>
         <w:rPr>
-          <w:i/>
-          <w:iCs/>
-          <w:lang w:val="es-MX"/>
-        </w:rPr>
-      </w:pPr>
-      <w:r>
-        <w:rPr>
-          <w:b/>
-          <w:bCs/>
-          <w:i/>
-          <w:iCs/>
-          <w:lang w:val="es-MX"/>
-        </w:rPr>
-        <w:lastRenderedPageBreak/>
+          <w:lang w:val="es-MX"/>
+        </w:rPr>
+      </w:pPr>
+    </w:p>
+    <w:p>
+      <w:pPr>
+        <w:rPr>
+          <w:i/>
+          <w:iCs/>
+          <w:lang w:val="es-MX"/>
+        </w:rPr>
+      </w:pPr>
+      <w:r>
+        <w:rPr>
+          <w:b/>
+          <w:bCs/>
+          <w:i/>
+          <w:iCs/>
+          <w:lang w:val="es-MX"/>
+        </w:rPr>
         <w:t xml:space="preserve">Ejercicio </w:t>
       </w:r>
       <w:r>
@@ -306,7 +508,6 @@
           <w:iCs/>
           <w:lang w:val="es-MX"/>
         </w:rPr>
-        <w:lastRenderedPageBreak/>
         <w:t xml:space="preserve">Ejercicio </w:t>
       </w:r>
       <w:r>
@@ -427,15 +628,8 @@
     <w:p>
       <w:pPr>
         <w:rPr>
-          <w:i/>
-          <w:iCs/>
-          <w:lang w:val="es-MX"/>
-        </w:rPr>
-      </w:pPr>
-    </w:p>
-    <w:p>
-      <w:pPr>
-        <w:rPr>
+          <w:b/>
+          <w:bCs/>
           <w:i/>
           <w:iCs/>
           <w:lang w:val="es-MX"/>
@@ -450,6 +644,132 @@
           <w:lang w:val="es-MX"/>
         </w:rPr>
         <w:lastRenderedPageBreak/>
+        <w:t>Tipos de datos Flotantes (</w:t>
+      </w:r>
+      <w:proofErr w:type="spellStart"/>
+      <w:r>
+        <w:rPr>
+          <w:b/>
+          <w:bCs/>
+          <w:i/>
+          <w:iCs/>
+          <w:lang w:val="es-MX"/>
+        </w:rPr>
+        <w:t>float</w:t>
+      </w:r>
+      <w:proofErr w:type="spellEnd"/>
+      <w:r>
+        <w:rPr>
+          <w:b/>
+          <w:bCs/>
+          <w:i/>
+          <w:iCs/>
+          <w:lang w:val="es-MX"/>
+        </w:rPr>
+        <w:t>)</w:t>
+      </w:r>
+      <w:r>
+        <w:rPr>
+          <w:b/>
+          <w:bCs/>
+          <w:noProof/>
+          <w:lang w:val="es-MX"/>
+        </w:rPr>
+        <mc:AlternateContent>
+          <mc:Choice Requires="wps">
+            <w:drawing>
+              <wp:anchor distT="0" distB="0" distL="114300" distR="114300" simplePos="0" relativeHeight="251663360" behindDoc="1" locked="0" layoutInCell="1" allowOverlap="1" wp14:anchorId="3A594A48" wp14:editId="677CE1C3">
+                <wp:simplePos x="0" y="0"/>
+                <wp:positionH relativeFrom="page">
+                  <wp:align>right</wp:align>
+                </wp:positionH>
+                <wp:positionV relativeFrom="paragraph">
+                  <wp:posOffset>-9525</wp:posOffset>
+                </wp:positionV>
+                <wp:extent cx="7762875" cy="266700"/>
+                <wp:effectExtent l="0" t="0" r="9525" b="0"/>
+                <wp:wrapNone/>
+                <wp:docPr id="659640048" name="Rectángulo 1"/>
+                <wp:cNvGraphicFramePr/>
+                <a:graphic xmlns:a="http://schemas.openxmlformats.org/drawingml/2006/main">
+                  <a:graphicData uri="http://schemas.microsoft.com/office/word/2010/wordprocessingShape">
+                    <wps:wsp>
+                      <wps:cNvSpPr/>
+                      <wps:spPr>
+                        <a:xfrm>
+                          <a:off x="0" y="0"/>
+                          <a:ext cx="7762875" cy="266700"/>
+                        </a:xfrm>
+                        <a:prstGeom prst="rect">
+                          <a:avLst/>
+                        </a:prstGeom>
+                        <a:solidFill>
+                          <a:schemeClr val="accent1">
+                            <a:lumMod val="40000"/>
+                            <a:lumOff val="60000"/>
+                          </a:schemeClr>
+                        </a:solidFill>
+                        <a:ln>
+                          <a:noFill/>
+                        </a:ln>
+                      </wps:spPr>
+                      <wps:style>
+                        <a:lnRef idx="2">
+                          <a:schemeClr val="accent1">
+                            <a:shade val="15000"/>
+                          </a:schemeClr>
+                        </a:lnRef>
+                        <a:fillRef idx="1">
+                          <a:schemeClr val="accent1"/>
+                        </a:fillRef>
+                        <a:effectRef idx="0">
+                          <a:schemeClr val="accent1"/>
+                        </a:effectRef>
+                        <a:fontRef idx="minor">
+                          <a:schemeClr val="lt1"/>
+                        </a:fontRef>
+                      </wps:style>
+                      <wps:bodyPr rot="0" spcFirstLastPara="0" vertOverflow="overflow" horzOverflow="overflow" vert="horz" wrap="square" lIns="91440" tIns="45720" rIns="91440" bIns="45720" numCol="1" spcCol="0" rtlCol="0" fromWordArt="0" anchor="ctr" anchorCtr="0" forceAA="0" compatLnSpc="1">
+                        <a:prstTxWarp prst="textNoShape">
+                          <a:avLst/>
+                        </a:prstTxWarp>
+                        <a:noAutofit/>
+                      </wps:bodyPr>
+                    </wps:wsp>
+                  </a:graphicData>
+                </a:graphic>
+                <wp14:sizeRelV relativeFrom="margin">
+                  <wp14:pctHeight>0</wp14:pctHeight>
+                </wp14:sizeRelV>
+              </wp:anchor>
+            </w:drawing>
+          </mc:Choice>
+          <mc:Fallback>
+            <w:pict>
+              <v:rect w14:anchorId="67B16C93" id="Rectángulo 1" o:spid="_x0000_s1026" style="position:absolute;margin-left:560.05pt;margin-top:-.75pt;width:611.25pt;height:21pt;z-index:-251653120;visibility:visible;mso-wrap-style:square;mso-height-percent:0;mso-wrap-distance-left:9pt;mso-wrap-distance-top:0;mso-wrap-distance-right:9pt;mso-wrap-distance-bottom:0;mso-position-horizontal:right;mso-position-horizontal-relative:page;mso-position-vertical:absolute;mso-position-vertical-relative:text;mso-height-percent:0;mso-height-relative:margin;v-text-anchor:middle" o:gfxdata="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" fillcolor="#b4c6e7 [1300]" stroked="f" strokeweight="1pt">
+                <w10:wrap anchorx="page"/>
+              </v:rect>
+            </w:pict>
+          </mc:Fallback>
+        </mc:AlternateContent>
+      </w:r>
+    </w:p>
+    <w:p>
+      <w:pPr>
+        <w:rPr>
+          <w:i/>
+          <w:iCs/>
+          <w:lang w:val="es-MX"/>
+        </w:rPr>
+      </w:pPr>
+      <w:r>
+        <w:rPr>
+          <w:b/>
+          <w:bCs/>
+          <w:i/>
+          <w:iCs/>
+          <w:lang w:val="es-MX"/>
+        </w:rPr>
         <w:t xml:space="preserve">Ejercicio </w:t>
       </w:r>
       <w:r>
@@ -583,7 +903,6 @@
           <w:iCs/>
           <w:lang w:val="es-MX"/>
         </w:rPr>
-        <w:lastRenderedPageBreak/>
         <w:t xml:space="preserve">Ejercicio </w:t>
       </w:r>
       <w:r>
@@ -696,15 +1015,6 @@
           <w:lang w:val="es-MX"/>
         </w:rPr>
       </w:pPr>
-    </w:p>
-    <w:p>
-      <w:pPr>
-        <w:rPr>
-          <w:i/>
-          <w:iCs/>
-          <w:lang w:val="es-MX"/>
-        </w:rPr>
-      </w:pPr>
       <w:r>
         <w:rPr>
           <w:b/>
@@ -714,6 +1024,130 @@
           <w:lang w:val="es-MX"/>
         </w:rPr>
         <w:lastRenderedPageBreak/>
+        <w:t>Tipos de datos Booleanos (</w:t>
+      </w:r>
+      <w:proofErr w:type="spellStart"/>
+      <w:r>
+        <w:rPr>
+          <w:b/>
+          <w:bCs/>
+          <w:i/>
+          <w:iCs/>
+          <w:lang w:val="es-MX"/>
+        </w:rPr>
+        <w:t>bool</w:t>
+      </w:r>
+      <w:proofErr w:type="spellEnd"/>
+      <w:r>
+        <w:rPr>
+          <w:b/>
+          <w:bCs/>
+          <w:i/>
+          <w:iCs/>
+          <w:lang w:val="es-MX"/>
+        </w:rPr>
+        <w:t>)</w:t>
+      </w:r>
+      <w:r>
+        <w:rPr>
+          <w:noProof/>
+          <w:lang w:val="es-MX"/>
+        </w:rPr>
+        <mc:AlternateContent>
+          <mc:Choice Requires="wps">
+            <w:drawing>
+              <wp:anchor distT="0" distB="0" distL="114300" distR="114300" simplePos="0" relativeHeight="251665408" behindDoc="1" locked="0" layoutInCell="1" allowOverlap="1" wp14:anchorId="65AACD50" wp14:editId="13DA8FB2">
+                <wp:simplePos x="0" y="0"/>
+                <wp:positionH relativeFrom="page">
+                  <wp:posOffset>9525</wp:posOffset>
+                </wp:positionH>
+                <wp:positionV relativeFrom="paragraph">
+                  <wp:posOffset>0</wp:posOffset>
+                </wp:positionV>
+                <wp:extent cx="7762875" cy="266700"/>
+                <wp:effectExtent l="0" t="0" r="9525" b="0"/>
+                <wp:wrapNone/>
+                <wp:docPr id="1386492052" name="Rectángulo 1"/>
+                <wp:cNvGraphicFramePr/>
+                <a:graphic xmlns:a="http://schemas.openxmlformats.org/drawingml/2006/main">
+                  <a:graphicData uri="http://schemas.microsoft.com/office/word/2010/wordprocessingShape">
+                    <wps:wsp>
+                      <wps:cNvSpPr/>
+                      <wps:spPr>
+                        <a:xfrm>
+                          <a:off x="0" y="0"/>
+                          <a:ext cx="7762875" cy="266700"/>
+                        </a:xfrm>
+                        <a:prstGeom prst="rect">
+                          <a:avLst/>
+                        </a:prstGeom>
+                        <a:solidFill>
+                          <a:schemeClr val="accent1">
+                            <a:lumMod val="40000"/>
+                            <a:lumOff val="60000"/>
+                          </a:schemeClr>
+                        </a:solidFill>
+                        <a:ln>
+                          <a:noFill/>
+                        </a:ln>
+                      </wps:spPr>
+                      <wps:style>
+                        <a:lnRef idx="2">
+                          <a:schemeClr val="accent1">
+                            <a:shade val="15000"/>
+                          </a:schemeClr>
+                        </a:lnRef>
+                        <a:fillRef idx="1">
+                          <a:schemeClr val="accent1"/>
+                        </a:fillRef>
+                        <a:effectRef idx="0">
+                          <a:schemeClr val="accent1"/>
+                        </a:effectRef>
+                        <a:fontRef idx="minor">
+                          <a:schemeClr val="lt1"/>
+                        </a:fontRef>
+                      </wps:style>
+                      <wps:bodyPr rot="0" spcFirstLastPara="0" vertOverflow="overflow" horzOverflow="overflow" vert="horz" wrap="square" lIns="91440" tIns="45720" rIns="91440" bIns="45720" numCol="1" spcCol="0" rtlCol="0" fromWordArt="0" anchor="ctr" anchorCtr="0" forceAA="0" compatLnSpc="1">
+                        <a:prstTxWarp prst="textNoShape">
+                          <a:avLst/>
+                        </a:prstTxWarp>
+                        <a:noAutofit/>
+                      </wps:bodyPr>
+                    </wps:wsp>
+                  </a:graphicData>
+                </a:graphic>
+                <wp14:sizeRelV relativeFrom="margin">
+                  <wp14:pctHeight>0</wp14:pctHeight>
+                </wp14:sizeRelV>
+              </wp:anchor>
+            </w:drawing>
+          </mc:Choice>
+          <mc:Fallback>
+            <w:pict>
+              <v:rect w14:anchorId="54B4F6E3" id="Rectángulo 1" o:spid="_x0000_s1026" style="position:absolute;margin-left:.75pt;margin-top:0;width:611.25pt;height:21pt;z-index:-251651072;visibility:visible;mso-wrap-style:square;mso-height-percent:0;mso-wrap-distance-left:9pt;mso-wrap-distance-top:0;mso-wrap-distance-right:9pt;mso-wrap-distance-bottom:0;mso-position-horizontal:absolute;mso-position-horizontal-relative:page;mso-position-vertical:absolute;mso-position-vertical-relative:text;mso-height-percent:0;mso-height-relative:margin;v-text-anchor:middle" o:gfxdata="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" fillcolor="#b4c6e7 [1300]" stroked="f" strokeweight="1pt">
+                <w10:wrap anchorx="page"/>
+              </v:rect>
+            </w:pict>
+          </mc:Fallback>
+        </mc:AlternateContent>
+      </w:r>
+    </w:p>
+    <w:p>
+      <w:pPr>
+        <w:rPr>
+          <w:i/>
+          <w:iCs/>
+          <w:lang w:val="es-MX"/>
+        </w:rPr>
+      </w:pPr>
+      <w:r>
+        <w:rPr>
+          <w:b/>
+          <w:bCs/>
+          <w:i/>
+          <w:iCs/>
+          <w:lang w:val="es-MX"/>
+        </w:rPr>
         <w:t xml:space="preserve">Ejercicio </w:t>
       </w:r>
       <w:r>
@@ -841,7 +1275,6 @@
           <w:iCs/>
           <w:lang w:val="es-MX"/>
         </w:rPr>
-        <w:lastRenderedPageBreak/>
         <w:t xml:space="preserve">Ejercicio </w:t>
       </w:r>
       <w:r>
@@ -978,15 +1411,6 @@
           <w:lang w:val="es-MX"/>
         </w:rPr>
       </w:pPr>
-    </w:p>
-    <w:p>
-      <w:pPr>
-        <w:rPr>
-          <w:i/>
-          <w:iCs/>
-          <w:lang w:val="es-MX"/>
-        </w:rPr>
-      </w:pPr>
       <w:r>
         <w:rPr>
           <w:b/>
@@ -996,6 +1420,126 @@
           <w:lang w:val="es-MX"/>
         </w:rPr>
         <w:lastRenderedPageBreak/>
+        <w:t xml:space="preserve">Tipos de datos </w:t>
+      </w:r>
+      <w:proofErr w:type="spellStart"/>
+      <w:r>
+        <w:rPr>
+          <w:b/>
+          <w:bCs/>
+          <w:i/>
+          <w:iCs/>
+          <w:lang w:val="es-MX"/>
+        </w:rPr>
+        <w:t>Strings</w:t>
+      </w:r>
+      <w:proofErr w:type="spellEnd"/>
+      <w:r>
+        <w:rPr>
+          <w:b/>
+          <w:bCs/>
+          <w:i/>
+          <w:iCs/>
+          <w:lang w:val="es-MX"/>
+        </w:rPr>
+        <w:t xml:space="preserve"> (</w:t>
+      </w:r>
+      <w:proofErr w:type="spellStart"/>
+      <w:r>
+        <w:rPr>
+          <w:b/>
+          <w:bCs/>
+          <w:i/>
+          <w:iCs/>
+          <w:lang w:val="es-MX"/>
+        </w:rPr>
+        <w:t>str</w:t>
+      </w:r>
+      <w:proofErr w:type="spellEnd"/>
+      <w:r>
+        <w:rPr>
+          <w:b/>
+          <w:bCs/>
+          <w:i/>
+          <w:iCs/>
+          <w:lang w:val="es-MX"/>
+        </w:rPr>
+        <w:t>)</w:t>
+      </w:r>
+      <w:r>
+        <w:rPr>
+          <w:noProof/>
+        </w:rPr>
+        <w:drawing>
+          <wp:anchor distT="0" distB="0" distL="114300" distR="114300" simplePos="0" relativeHeight="251666432" behindDoc="1" locked="0" layoutInCell="1" allowOverlap="1" wp14:anchorId="47CEF676" wp14:editId="7ECC55B0">
+            <wp:simplePos x="0" y="0"/>
+            <wp:positionH relativeFrom="column">
+              <wp:posOffset>-438151</wp:posOffset>
+            </wp:positionH>
+            <wp:positionV relativeFrom="paragraph">
+              <wp:posOffset>0</wp:posOffset>
+            </wp:positionV>
+            <wp:extent cx="7743825" cy="234950"/>
+            <wp:effectExtent l="0" t="0" r="9525" b="0"/>
+            <wp:wrapNone/>
+            <wp:docPr id="1180159409" name="Imagen 1"/>
+            <wp:cNvGraphicFramePr>
+              <a:graphicFrameLocks xmlns:a="http://schemas.openxmlformats.org/drawingml/2006/main" noChangeAspect="1"/>
+            </wp:cNvGraphicFramePr>
+            <a:graphic xmlns:a="http://schemas.openxmlformats.org/drawingml/2006/main">
+              <a:graphicData uri="http://schemas.openxmlformats.org/drawingml/2006/picture">
+                <pic:pic xmlns:pic="http://schemas.openxmlformats.org/drawingml/2006/picture">
+                  <pic:nvPicPr>
+                    <pic:cNvPr id="1180159409" name=""/>
+                    <pic:cNvPicPr/>
+                  </pic:nvPicPr>
+                  <pic:blipFill>
+                    <a:blip r:embed="rId11">
+                      <a:extLst>
+                        <a:ext uri="{28A0092B-C50C-407E-A947-70E740481C1C}">
+                          <a14:useLocalDpi xmlns:a14="http://schemas.microsoft.com/office/drawing/2010/main" val="0"/>
+                        </a:ext>
+                      </a:extLst>
+                    </a:blip>
+                    <a:stretch>
+                      <a:fillRect/>
+                    </a:stretch>
+                  </pic:blipFill>
+                  <pic:spPr>
+                    <a:xfrm>
+                      <a:off x="0" y="0"/>
+                      <a:ext cx="7743825" cy="234950"/>
+                    </a:xfrm>
+                    <a:prstGeom prst="rect">
+                      <a:avLst/>
+                    </a:prstGeom>
+                  </pic:spPr>
+                </pic:pic>
+              </a:graphicData>
+            </a:graphic>
+            <wp14:sizeRelH relativeFrom="margin">
+              <wp14:pctWidth>0</wp14:pctWidth>
+            </wp14:sizeRelH>
+          </wp:anchor>
+        </w:drawing>
+      </w:r>
+    </w:p>
+    <w:p>
+      <w:pPr>
+        <w:rPr>
+          <w:i/>
+          <w:iCs/>
+          <w:lang w:val="es-MX"/>
+        </w:rPr>
+      </w:pPr>
+      <w:r>
+        <w:rPr>
+          <w:b/>
+          <w:bCs/>
+          <w:i/>
+          <w:iCs/>
+          <w:lang w:val="es-MX"/>
+        </w:rPr>
         <w:t xml:space="preserve">Ejercicio </w:t>
       </w:r>
       <w:r>
@@ -1054,7 +1598,7 @@
                     <pic:cNvPicPr/>
                   </pic:nvPicPr>
                   <pic:blipFill>
-                    <a:blip r:embed="rId11"/>
+                    <a:blip r:embed="rId12"/>
                     <a:stretch>
                       <a:fillRect/>
                     </a:stretch>
@@ -1135,7 +1679,6 @@
           <w:iCs/>
           <w:lang w:val="es-MX"/>
         </w:rPr>
-        <w:lastRenderedPageBreak/>
         <w:t xml:space="preserve">Ejercicio </w:t>
       </w:r>
       <w:r>
@@ -1194,7 +1737,7 @@
                     <pic:cNvPicPr/>
                   </pic:nvPicPr>
                   <pic:blipFill>
-                    <a:blip r:embed="rId12"/>
+                    <a:blip r:embed="rId13"/>
                     <a:stretch>
                       <a:fillRect/>
                     </a:stretch>
@@ -1267,13 +1810,8 @@
     <w:p>
       <w:pPr>
         <w:rPr>
-          <w:lang w:val="es-MX"/>
-        </w:rPr>
-      </w:pPr>
-    </w:p>
-    <w:p>
-      <w:pPr>
-        <w:rPr>
+          <w:b/>
+          <w:bCs/>
           <w:i/>
           <w:iCs/>
           <w:lang w:val="es-MX"/>
@@ -1288,6 +1826,86 @@
           <w:lang w:val="es-MX"/>
         </w:rPr>
         <w:lastRenderedPageBreak/>
+        <w:t>Tipos de datos. Casting (conversión entre tipos)</w:t>
+      </w:r>
+      <w:r>
+        <w:rPr>
+          <w:b/>
+          <w:bCs/>
+          <w:i/>
+          <w:iCs/>
+          <w:noProof/>
+        </w:rPr>
+        <w:drawing>
+          <wp:anchor distT="0" distB="0" distL="114300" distR="114300" simplePos="0" relativeHeight="251668480" behindDoc="1" locked="0" layoutInCell="1" allowOverlap="1" wp14:anchorId="3F7749E3" wp14:editId="48A4CB3D">
+            <wp:simplePos x="0" y="0"/>
+            <wp:positionH relativeFrom="page">
+              <wp:align>right</wp:align>
+            </wp:positionH>
+            <wp:positionV relativeFrom="paragraph">
+              <wp:posOffset>0</wp:posOffset>
+            </wp:positionV>
+            <wp:extent cx="7743825" cy="234950"/>
+            <wp:effectExtent l="0" t="0" r="9525" b="0"/>
+            <wp:wrapNone/>
+            <wp:docPr id="1590909331" name="Imagen 1"/>
+            <wp:cNvGraphicFramePr>
+              <a:graphicFrameLocks xmlns:a="http://schemas.openxmlformats.org/drawingml/2006/main" noChangeAspect="1"/>
+            </wp:cNvGraphicFramePr>
+            <a:graphic xmlns:a="http://schemas.openxmlformats.org/drawingml/2006/main">
+              <a:graphicData uri="http://schemas.openxmlformats.org/drawingml/2006/picture">
+                <pic:pic xmlns:pic="http://schemas.openxmlformats.org/drawingml/2006/picture">
+                  <pic:nvPicPr>
+                    <pic:cNvPr id="1180159409" name=""/>
+                    <pic:cNvPicPr/>
+                  </pic:nvPicPr>
+                  <pic:blipFill>
+                    <a:blip r:embed="rId11">
+                      <a:extLst>
+                        <a:ext uri="{28A0092B-C50C-407E-A947-70E740481C1C}">
+                          <a14:useLocalDpi xmlns:a14="http://schemas.microsoft.com/office/drawing/2010/main" val="0"/>
+                        </a:ext>
+                      </a:extLst>
+                    </a:blip>
+                    <a:stretch>
+                      <a:fillRect/>
+                    </a:stretch>
+                  </pic:blipFill>
+                  <pic:spPr>
+                    <a:xfrm>
+                      <a:off x="0" y="0"/>
+                      <a:ext cx="7743825" cy="234950"/>
+                    </a:xfrm>
+                    <a:prstGeom prst="rect">
+                      <a:avLst/>
+                    </a:prstGeom>
+                  </pic:spPr>
+                </pic:pic>
+              </a:graphicData>
+            </a:graphic>
+            <wp14:sizeRelH relativeFrom="margin">
+              <wp14:pctWidth>0</wp14:pctWidth>
+            </wp14:sizeRelH>
+          </wp:anchor>
+        </w:drawing>
+      </w:r>
+    </w:p>
+    <w:p>
+      <w:pPr>
+        <w:rPr>
+          <w:i/>
+          <w:iCs/>
+          <w:lang w:val="es-MX"/>
+        </w:rPr>
+      </w:pPr>
+      <w:r>
+        <w:rPr>
+          <w:b/>
+          <w:bCs/>
+          <w:i/>
+          <w:iCs/>
+          <w:lang w:val="es-MX"/>
+        </w:rPr>
         <w:t>Ejercicio 1</w:t>
       </w:r>
       <w:r>
@@ -1367,7 +1985,7 @@
                     <pic:cNvPicPr/>
                   </pic:nvPicPr>
                   <pic:blipFill>
-                    <a:blip r:embed="rId13"/>
+                    <a:blip r:embed="rId14"/>
                     <a:stretch>
                       <a:fillRect/>
                     </a:stretch>
@@ -1492,7 +2110,6 @@
           <w:iCs/>
           <w:lang w:val="es-MX"/>
         </w:rPr>
-        <w:lastRenderedPageBreak/>
         <w:t>Ejercicio 1</w:t>
       </w:r>
       <w:r>
@@ -1572,7 +2189,7 @@
                     <pic:cNvPicPr/>
                   </pic:nvPicPr>
                   <pic:blipFill>
-                    <a:blip r:embed="rId14"/>
+                    <a:blip r:embed="rId15"/>
                     <a:stretch>
                       <a:fillRect/>
                     </a:stretch>
@@ -1680,26 +2297,123 @@
           <w:lang w:val="es-MX"/>
         </w:rPr>
       </w:pPr>
-    </w:p>
-    <w:p>
-      <w:pPr>
-        <w:rPr>
-          <w:b/>
-          <w:bCs/>
-          <w:i/>
-          <w:iCs/>
-          <w:lang w:val="es-MX"/>
-        </w:rPr>
-      </w:pPr>
-      <w:r>
-        <w:rPr>
-          <w:b/>
-          <w:bCs/>
-          <w:i/>
-          <w:iCs/>
-          <w:lang w:val="es-MX"/>
+      <w:r>
+        <w:rPr>
+          <w:noProof/>
         </w:rPr>
         <w:lastRenderedPageBreak/>
+        <w:drawing>
+          <wp:anchor distT="0" distB="0" distL="114300" distR="114300" simplePos="0" relativeHeight="251670528" behindDoc="1" locked="0" layoutInCell="1" allowOverlap="1" wp14:anchorId="41A1D5E1" wp14:editId="35F684F0">
+            <wp:simplePos x="0" y="0"/>
+            <wp:positionH relativeFrom="page">
+              <wp:align>left</wp:align>
+            </wp:positionH>
+            <wp:positionV relativeFrom="paragraph">
+              <wp:posOffset>-19050</wp:posOffset>
+            </wp:positionV>
+            <wp:extent cx="7743825" cy="234950"/>
+            <wp:effectExtent l="0" t="0" r="9525" b="0"/>
+            <wp:wrapNone/>
+            <wp:docPr id="1090306843" name="Imagen 1"/>
+            <wp:cNvGraphicFramePr>
+              <a:graphicFrameLocks xmlns:a="http://schemas.openxmlformats.org/drawingml/2006/main" noChangeAspect="1"/>
+            </wp:cNvGraphicFramePr>
+            <a:graphic xmlns:a="http://schemas.openxmlformats.org/drawingml/2006/main">
+              <a:graphicData uri="http://schemas.openxmlformats.org/drawingml/2006/picture">
+                <pic:pic xmlns:pic="http://schemas.openxmlformats.org/drawingml/2006/picture">
+                  <pic:nvPicPr>
+                    <pic:cNvPr id="1180159409" name=""/>
+                    <pic:cNvPicPr/>
+                  </pic:nvPicPr>
+                  <pic:blipFill>
+                    <a:blip r:embed="rId11">
+                      <a:extLst>
+                        <a:ext uri="{28A0092B-C50C-407E-A947-70E740481C1C}">
+                          <a14:useLocalDpi xmlns:a14="http://schemas.microsoft.com/office/drawing/2010/main" val="0"/>
+                        </a:ext>
+                      </a:extLst>
+                    </a:blip>
+                    <a:stretch>
+                      <a:fillRect/>
+                    </a:stretch>
+                  </pic:blipFill>
+                  <pic:spPr>
+                    <a:xfrm>
+                      <a:off x="0" y="0"/>
+                      <a:ext cx="7743825" cy="234950"/>
+                    </a:xfrm>
+                    <a:prstGeom prst="rect">
+                      <a:avLst/>
+                    </a:prstGeom>
+                  </pic:spPr>
+                </pic:pic>
+              </a:graphicData>
+            </a:graphic>
+            <wp14:sizeRelH relativeFrom="margin">
+              <wp14:pctWidth>0</wp14:pctWidth>
+            </wp14:sizeRelH>
+          </wp:anchor>
+        </w:drawing>
+      </w:r>
+      <w:r>
+        <w:rPr>
+          <w:b/>
+          <w:bCs/>
+          <w:i/>
+          <w:iCs/>
+          <w:lang w:val="es-MX"/>
+        </w:rPr>
+        <w:t>C</w:t>
+      </w:r>
+      <w:r>
+        <w:rPr>
+          <w:b/>
+          <w:bCs/>
+          <w:i/>
+          <w:iCs/>
+          <w:lang w:val="es-MX"/>
+        </w:rPr>
+        <w:t>onstante</w:t>
+      </w:r>
+      <w:r>
+        <w:rPr>
+          <w:b/>
+          <w:bCs/>
+          <w:i/>
+          <w:iCs/>
+          <w:lang w:val="es-MX"/>
+        </w:rPr>
+        <w:t>s</w:t>
+      </w:r>
+      <w:r>
+        <w:rPr>
+          <w:b/>
+          <w:bCs/>
+          <w:i/>
+          <w:iCs/>
+          <w:lang w:val="es-MX"/>
+        </w:rPr>
+        <w:t xml:space="preserve"> en Python</w:t>
+      </w:r>
+    </w:p>
+    <w:p>
+      <w:pPr>
+        <w:rPr>
+          <w:b/>
+          <w:bCs/>
+          <w:i/>
+          <w:iCs/>
+          <w:lang w:val="es-MX"/>
+        </w:rPr>
+      </w:pPr>
+      <w:r>
+        <w:rPr>
+          <w:b/>
+          <w:bCs/>
+          <w:i/>
+          <w:iCs/>
+          <w:lang w:val="es-MX"/>
+        </w:rPr>
         <w:t>Ejercicio 1</w:t>
       </w:r>
       <w:r>
@@ -1767,7 +2481,7 @@
                     <pic:cNvPicPr/>
                   </pic:nvPicPr>
                   <pic:blipFill>
-                    <a:blip r:embed="rId15"/>
+                    <a:blip r:embed="rId16"/>
                     <a:stretch>
                       <a:fillRect/>
                     </a:stretch>
@@ -1881,7 +2595,6 @@
           <w:iCs/>
           <w:lang w:val="es-MX"/>
         </w:rPr>
-        <w:lastRenderedPageBreak/>
         <w:t>Ejercicio 1</w:t>
       </w:r>
       <w:r>
@@ -1940,7 +2653,7 @@
                     <pic:cNvPicPr/>
                   </pic:nvPicPr>
                   <pic:blipFill>
-                    <a:blip r:embed="rId16"/>
+                    <a:blip r:embed="rId17"/>
                     <a:stretch>
                       <a:fillRect/>
                     </a:stretch>
